--- a/Document/交付文件/工作計畫書.docx
+++ b/Document/交付文件/工作計畫書.docx
@@ -157,7 +157,10 @@
         <w:spacing w:after="40"/>
       </w:pPr>
       <w:r>
-        <w:t xml:space="preserve">&amp;#8226;  第一階段：4 個護理站電子白板系統建置——</w:t>
+        <w:t xml:space="preserve">•  </w:t>
+      </w:r>
+      <w:r>
+        <w:t xml:space="preserve">第一階段：4 個護理站電子白板系統建置——</w:t>
       </w:r>
       <w:r>
         <w:rPr>
@@ -175,7 +178,10 @@
         <w:spacing w:after="40"/>
       </w:pPr>
       <w:r>
-        <w:t xml:space="preserve">&amp;#8226;  第二階段：</w:t>
+        <w:t xml:space="preserve">•  </w:t>
+      </w:r>
+      <w:r>
+        <w:t xml:space="preserve">第二階段：</w:t>
       </w:r>
       <w:r>
         <w:rPr>
@@ -202,7 +208,10 @@
         <w:spacing w:after="40"/>
       </w:pPr>
       <w:r>
-        <w:t xml:space="preserve">&amp;#8226;  交付本專案各系統交換欄位與介接功能文件；與醫療資訊系統（HIS）介接部分引用其資料表結構定義，HIS 結構異動時依約無償配合修改。</w:t>
+        <w:t xml:space="preserve">•  </w:t>
+      </w:r>
+      <w:r>
+        <w:t xml:space="preserve">交付本專案各系統交換欄位與介接功能文件；與醫療資訊系統（HIS）介接部分引用其資料表結構定義，HIS 結構異動時依約無償配合修改。</w:t>
       </w:r>
     </w:p>
     <w:p>
@@ -1376,7 +1385,10 @@
         <w:spacing w:after="40"/>
       </w:pPr>
       <w:r>
-        <w:t xml:space="preserve">&amp;#8226;  相容伺服器 </w:t>
+        <w:t xml:space="preserve">•  </w:t>
+      </w:r>
+      <w:r>
+        <w:t xml:space="preserve">相容伺服器 </w:t>
       </w:r>
       <w:r>
         <w:rPr>
@@ -1421,7 +1433,10 @@
         <w:spacing w:after="40"/>
       </w:pPr>
       <w:r>
-        <w:t xml:space="preserve">&amp;#8226;  資料庫 </w:t>
+        <w:t xml:space="preserve">•  </w:t>
+      </w:r>
+      <w:r>
+        <w:t xml:space="preserve">資料庫 </w:t>
       </w:r>
       <w:r>
         <w:rPr>
@@ -1439,7 +1454,10 @@
         <w:spacing w:after="40"/>
       </w:pPr>
       <w:r>
-        <w:t xml:space="preserve">&amp;#8226;  提供 </w:t>
+        <w:t xml:space="preserve">•  </w:t>
+      </w:r>
+      <w:r>
+        <w:t xml:space="preserve">提供 </w:t>
       </w:r>
       <w:r>
         <w:rPr>
@@ -1483,16 +1501,22 @@
         <w:spacing w:after="40"/>
       </w:pPr>
       <w:r>
-        <w:t xml:space="preserve">&amp;#8226;  採「需求確認 → 雛形展示 → 系統設計 → 程式設計 → 測試 → 上線輔導」分階段交付與審查。</w:t>
-      </w:r>
-    </w:p>
-    <w:p>
-      <w:pPr>
-        <w:ind w:left="480" w:hanging="240"/>
-        <w:spacing w:after="40"/>
-      </w:pPr>
-      <w:r>
-        <w:t xml:space="preserve">&amp;#8226;  與 HIS 介接部分引用其資料表結構；HIS 尚未開放之欄位先以</w:t>
+        <w:t xml:space="preserve">•  </w:t>
+      </w:r>
+      <w:r>
+        <w:t xml:space="preserve">採「需求確認 → 雛形展示 → 系統設計 → 程式設計 → 測試 → 上線輔導」分階段交付與審查。</w:t>
+      </w:r>
+    </w:p>
+    <w:p>
+      <w:pPr>
+        <w:ind w:left="480" w:hanging="240"/>
+        <w:spacing w:after="40"/>
+      </w:pPr>
+      <w:r>
+        <w:t xml:space="preserve">•  </w:t>
+      </w:r>
+      <w:r>
+        <w:t xml:space="preserve">與 HIS 介接部分引用其資料表結構；HIS 尚未開放之欄位先以</w:t>
       </w:r>
       <w:r>
         <w:rPr>
@@ -1510,7 +1534,10 @@
         <w:spacing w:after="40"/>
       </w:pPr>
       <w:r>
-        <w:t xml:space="preserve">&amp;#8226;  畫面輸入欄位具檢核功能，錯誤時提示原因；代碼欄位提供下拉選單並可鍵盤輸入；資料庫各欄位建立中文欄位說明。</w:t>
+        <w:t xml:space="preserve">•  </w:t>
+      </w:r>
+      <w:r>
+        <w:t xml:space="preserve">畫面輸入欄位具檢核功能，錯誤時提示原因；代碼欄位提供下拉選單並可鍵盤輸入；資料庫各欄位建立中文欄位說明。</w:t>
       </w:r>
     </w:p>
     <w:p>
@@ -1527,7 +1554,7 @@
         <w:spacing w:after="40"/>
       </w:pPr>
       <w:r>
-        <w:t xml:space="preserve">&amp;#8226;  </w:t>
+        <w:t xml:space="preserve">•  </w:t>
       </w:r>
       <w:r>
         <w:rPr>
@@ -1545,7 +1572,7 @@
         <w:spacing w:after="40"/>
       </w:pPr>
       <w:r>
-        <w:t xml:space="preserve">&amp;#8226;  </w:t>
+        <w:t xml:space="preserve">•  </w:t>
       </w:r>
       <w:r>
         <w:rPr>
@@ -1563,7 +1590,7 @@
         <w:spacing w:after="40"/>
       </w:pPr>
       <w:r>
-        <w:t xml:space="preserve">&amp;#8226;  </w:t>
+        <w:t xml:space="preserve">•  </w:t>
       </w:r>
       <w:r>
         <w:rPr>
@@ -1581,7 +1608,7 @@
         <w:spacing w:after="40"/>
       </w:pPr>
       <w:r>
-        <w:t xml:space="preserve">&amp;#8226;  </w:t>
+        <w:t xml:space="preserve">•  </w:t>
       </w:r>
       <w:r>
         <w:rPr>
@@ -1906,25 +1933,34 @@
         <w:spacing w:after="40"/>
       </w:pPr>
       <w:r>
-        <w:t xml:space="preserve">&amp;#8226;  專案進行期間原則每月召開一次專案管理會議，專案經理及主要成員出席，並依各檢核點作簡報或提供階段性文件。</w:t>
-      </w:r>
-    </w:p>
-    <w:p>
-      <w:pPr>
-        <w:ind w:left="480" w:hanging="240"/>
-        <w:spacing w:after="40"/>
-      </w:pPr>
-      <w:r>
-        <w:t xml:space="preserve">&amp;#8226;  專案測試期間，廠商成員與本院使用者及資訊人員共同測試。</w:t>
-      </w:r>
-    </w:p>
-    <w:p>
-      <w:pPr>
-        <w:ind w:left="480" w:hanging="240"/>
-        <w:spacing w:after="40"/>
-      </w:pPr>
-      <w:r>
-        <w:t xml:space="preserve">&amp;#8226;  諮詢服務：星期一至星期五上午 8:00 至下午 5:30 提供電話、簡訊、電子郵件、即時通訊或書面諮詢；自系統測試起至驗收前派專人於本院 On-call 協助。</w:t>
+        <w:t xml:space="preserve">•  </w:t>
+      </w:r>
+      <w:r>
+        <w:t xml:space="preserve">專案進行期間原則每月召開一次專案管理會議，專案經理及主要成員出席，並依各檢核點作簡報或提供階段性文件。</w:t>
+      </w:r>
+    </w:p>
+    <w:p>
+      <w:pPr>
+        <w:ind w:left="480" w:hanging="240"/>
+        <w:spacing w:after="40"/>
+      </w:pPr>
+      <w:r>
+        <w:t xml:space="preserve">•  </w:t>
+      </w:r>
+      <w:r>
+        <w:t xml:space="preserve">專案測試期間，廠商成員與本院使用者及資訊人員共同測試。</w:t>
+      </w:r>
+    </w:p>
+    <w:p>
+      <w:pPr>
+        <w:ind w:left="480" w:hanging="240"/>
+        <w:spacing w:after="40"/>
+      </w:pPr>
+      <w:r>
+        <w:t xml:space="preserve">•  </w:t>
+      </w:r>
+      <w:r>
+        <w:t xml:space="preserve">諮詢服務：星期一至星期五上午 8:00 至下午 5:30 提供電話、簡訊、電子郵件、即時通訊或書面諮詢；自系統測試起至驗收前派專人於本院 On-call 協助。</w:t>
       </w:r>
     </w:p>
     <w:p>
@@ -1941,34 +1977,46 @@
         <w:spacing w:after="40"/>
       </w:pPr>
       <w:r>
-        <w:t xml:space="preserve">&amp;#8226;  交付測試計畫書與測試報告書，並辦理使用者測試。</w:t>
-      </w:r>
-    </w:p>
-    <w:p>
-      <w:pPr>
-        <w:ind w:left="480" w:hanging="240"/>
-        <w:spacing w:after="40"/>
-      </w:pPr>
-      <w:r>
-        <w:t xml:space="preserve">&amp;#8226;  作業績效：線上作業查詢回應時間不超過 5 秒（抽樣測試）。</w:t>
-      </w:r>
-    </w:p>
-    <w:p>
-      <w:pPr>
-        <w:ind w:left="480" w:hanging="240"/>
-        <w:spacing w:after="40"/>
-      </w:pPr>
-      <w:r>
-        <w:t xml:space="preserve">&amp;#8226;  系統可用率：接獲通知後 2 小時內連線處理，必要時 4 小時內到場，12 小時內回復正常運作。</w:t>
-      </w:r>
-    </w:p>
-    <w:p>
-      <w:pPr>
-        <w:ind w:left="480" w:hanging="240"/>
-        <w:spacing w:after="40"/>
-      </w:pPr>
-      <w:r>
-        <w:t xml:space="preserve">&amp;#8226;  提供系統備援與故障回復能力，並配合本院災難復原演練。</w:t>
+        <w:t xml:space="preserve">•  </w:t>
+      </w:r>
+      <w:r>
+        <w:t xml:space="preserve">交付測試計畫書與測試報告書，並辦理使用者測試。</w:t>
+      </w:r>
+    </w:p>
+    <w:p>
+      <w:pPr>
+        <w:ind w:left="480" w:hanging="240"/>
+        <w:spacing w:after="40"/>
+      </w:pPr>
+      <w:r>
+        <w:t xml:space="preserve">•  </w:t>
+      </w:r>
+      <w:r>
+        <w:t xml:space="preserve">作業績效：線上作業查詢回應時間不超過 5 秒（抽樣測試）。</w:t>
+      </w:r>
+    </w:p>
+    <w:p>
+      <w:pPr>
+        <w:ind w:left="480" w:hanging="240"/>
+        <w:spacing w:after="40"/>
+      </w:pPr>
+      <w:r>
+        <w:t xml:space="preserve">•  </w:t>
+      </w:r>
+      <w:r>
+        <w:t xml:space="preserve">系統可用率：接獲通知後 2 小時內連線處理，必要時 4 小時內到場，12 小時內回復正常運作。</w:t>
+      </w:r>
+    </w:p>
+    <w:p>
+      <w:pPr>
+        <w:ind w:left="480" w:hanging="240"/>
+        <w:spacing w:after="40"/>
+      </w:pPr>
+      <w:r>
+        <w:t xml:space="preserve">•  </w:t>
+      </w:r>
+      <w:r>
+        <w:t xml:space="preserve">提供系統備援與故障回復能力，並配合本院災難復原演練。</w:t>
       </w:r>
     </w:p>
     <w:p>
@@ -1985,7 +2033,10 @@
         <w:spacing w:after="40"/>
       </w:pPr>
       <w:r>
-        <w:t xml:space="preserve">&amp;#8226;  帳號角色透過本院 </w:t>
+        <w:t xml:space="preserve">•  </w:t>
+      </w:r>
+      <w:r>
+        <w:t xml:space="preserve">帳號角色透過本院 </w:t>
       </w:r>
       <w:r>
         <w:rPr>
@@ -2012,43 +2063,58 @@
         <w:spacing w:after="40"/>
       </w:pPr>
       <w:r>
-        <w:t xml:space="preserve">&amp;#8226;  提供使用者/群組與角色組合（role-base）之階層式權限授權，保有稽核軌跡。</w:t>
-      </w:r>
-    </w:p>
-    <w:p>
-      <w:pPr>
-        <w:ind w:left="480" w:hanging="240"/>
-        <w:spacing w:after="40"/>
-      </w:pPr>
-      <w:r>
-        <w:t xml:space="preserve">&amp;#8226;  操作稽核：資料之新增/修改/刪除記錄最後異動之使用者帳號與發生時間；記錄登入、登出、登入失敗超過三次等事件（含帳號、IP、時間）。</w:t>
-      </w:r>
-    </w:p>
-    <w:p>
-      <w:pPr>
-        <w:ind w:left="480" w:hanging="240"/>
-        <w:spacing w:after="40"/>
-      </w:pPr>
-      <w:r>
-        <w:t xml:space="preserve">&amp;#8226;  使用者閒置達本院設定時間後自動強制登出；對外服務支援 SSL 等安全性規格。</w:t>
-      </w:r>
-    </w:p>
-    <w:p>
-      <w:pPr>
-        <w:ind w:left="480" w:hanging="240"/>
-        <w:spacing w:after="40"/>
-      </w:pPr>
-      <w:r>
-        <w:t xml:space="preserve">&amp;#8226;  依「資訊系統分級與資安防護基準」及本院 ISMS 辦理；配合弱點掃描與修補、防毒與資產機制；參與人員簽署保密切結書。</w:t>
-      </w:r>
-    </w:p>
-    <w:p>
-      <w:pPr>
-        <w:ind w:left="480" w:hanging="240"/>
-        <w:spacing w:after="40"/>
-      </w:pPr>
-      <w:r>
-        <w:t xml:space="preserve">&amp;#8226;  提供完整之應用系統及資料庫備份與回復作業。</w:t>
+        <w:t xml:space="preserve">•  </w:t>
+      </w:r>
+      <w:r>
+        <w:t xml:space="preserve">提供使用者/群組與角色組合（role-base）之階層式權限授權，保有稽核軌跡。</w:t>
+      </w:r>
+    </w:p>
+    <w:p>
+      <w:pPr>
+        <w:ind w:left="480" w:hanging="240"/>
+        <w:spacing w:after="40"/>
+      </w:pPr>
+      <w:r>
+        <w:t xml:space="preserve">•  </w:t>
+      </w:r>
+      <w:r>
+        <w:t xml:space="preserve">操作稽核：資料之新增/修改/刪除記錄最後異動之使用者帳號與發生時間；記錄登入、登出、登入失敗超過三次等事件（含帳號、IP、時間）。</w:t>
+      </w:r>
+    </w:p>
+    <w:p>
+      <w:pPr>
+        <w:ind w:left="480" w:hanging="240"/>
+        <w:spacing w:after="40"/>
+      </w:pPr>
+      <w:r>
+        <w:t xml:space="preserve">•  </w:t>
+      </w:r>
+      <w:r>
+        <w:t xml:space="preserve">使用者閒置達本院設定時間後自動強制登出；對外服務支援 SSL 等安全性規格。</w:t>
+      </w:r>
+    </w:p>
+    <w:p>
+      <w:pPr>
+        <w:ind w:left="480" w:hanging="240"/>
+        <w:spacing w:after="40"/>
+      </w:pPr>
+      <w:r>
+        <w:t xml:space="preserve">•  </w:t>
+      </w:r>
+      <w:r>
+        <w:t xml:space="preserve">依「資訊系統分級與資安防護基準」及本院 ISMS 辦理；配合弱點掃描與修補、防毒與資產機制；參與人員簽署保密切結書。</w:t>
+      </w:r>
+    </w:p>
+    <w:p>
+      <w:pPr>
+        <w:ind w:left="480" w:hanging="240"/>
+        <w:spacing w:after="40"/>
+      </w:pPr>
+      <w:r>
+        <w:t xml:space="preserve">•  </w:t>
+      </w:r>
+      <w:r>
+        <w:t xml:space="preserve">提供完整之應用系統及資料庫備份與回復作業。</w:t>
       </w:r>
     </w:p>
     <w:p>
@@ -2381,25 +2447,34 @@
         <w:spacing w:after="40"/>
       </w:pPr>
       <w:r>
-        <w:t xml:space="preserve">&amp;#8226;  軟體保固期 1 年、硬體保固期 3 年。保固期間配合軟體問題檢測、效能調校及基本操作教學。</w:t>
-      </w:r>
-    </w:p>
-    <w:p>
-      <w:pPr>
-        <w:ind w:left="480" w:hanging="240"/>
-        <w:spacing w:after="40"/>
-      </w:pPr>
-      <w:r>
-        <w:t xml:space="preserve">&amp;#8226;  保固期間所增修功能以系統總功能支數 10% 範圍內為限（不含健保署、國健署、衛生局及評鑑等來函變更），以需求變更確認單為依據。</w:t>
-      </w:r>
-    </w:p>
-    <w:p>
-      <w:pPr>
-        <w:ind w:left="480" w:hanging="240"/>
-        <w:spacing w:after="40"/>
-      </w:pPr>
-      <w:r>
-        <w:t xml:space="preserve">&amp;#8226;  系統效率調整：保固期滿日前如線上回應時間超過規範，於一個月內免費調整完成。</w:t>
+        <w:t xml:space="preserve">•  </w:t>
+      </w:r>
+      <w:r>
+        <w:t xml:space="preserve">軟體保固期 1 年、硬體保固期 3 年。保固期間配合軟體問題檢測、效能調校及基本操作教學。</w:t>
+      </w:r>
+    </w:p>
+    <w:p>
+      <w:pPr>
+        <w:ind w:left="480" w:hanging="240"/>
+        <w:spacing w:after="40"/>
+      </w:pPr>
+      <w:r>
+        <w:t xml:space="preserve">•  </w:t>
+      </w:r>
+      <w:r>
+        <w:t xml:space="preserve">保固期間所增修功能以系統總功能支數 10% 範圍內為限（不含健保署、國健署、衛生局及評鑑等來函變更），以需求變更確認單為依據。</w:t>
+      </w:r>
+    </w:p>
+    <w:p>
+      <w:pPr>
+        <w:ind w:left="480" w:hanging="240"/>
+        <w:spacing w:after="40"/>
+      </w:pPr>
+      <w:r>
+        <w:t xml:space="preserve">•  </w:t>
+      </w:r>
+      <w:r>
+        <w:t xml:space="preserve">系統效率調整：保固期滿日前如線上回應時間超過規範，於一個月內免費調整完成。</w:t>
       </w:r>
     </w:p>
     <w:p>
@@ -2416,25 +2491,34 @@
         <w:spacing w:after="40"/>
       </w:pPr>
       <w:r>
-        <w:t xml:space="preserve">&amp;#8226;  本專案所產生之原始程式碼及所需之 DLL、執行檔、智慧財產權、著作權、所有權於全案完成驗收後，歸本院與廠商共同擁有，本院擁有使用權。</w:t>
-      </w:r>
-    </w:p>
-    <w:p>
-      <w:pPr>
-        <w:ind w:left="480" w:hanging="240"/>
-        <w:spacing w:after="40"/>
-      </w:pPr>
-      <w:r>
-        <w:t xml:space="preserve">&amp;#8226;  原始程式碼與所需 DLL（第三方元件除外）以明碼方式交付，不得封裝，並通過本院驗證。</w:t>
-      </w:r>
-    </w:p>
-    <w:p>
-      <w:pPr>
-        <w:ind w:left="480" w:hanging="240"/>
-        <w:spacing w:after="40"/>
-      </w:pPr>
-      <w:r>
-        <w:t xml:space="preserve">&amp;#8226;  交付之程式碼保證不含病毒、木馬或任何惡意程式，並附檢測證明。</w:t>
+        <w:t xml:space="preserve">•  </w:t>
+      </w:r>
+      <w:r>
+        <w:t xml:space="preserve">本專案所產生之原始程式碼及所需之 DLL、執行檔、智慧財產權、著作權、所有權於全案完成驗收後，歸本院與廠商共同擁有，本院擁有使用權。</w:t>
+      </w:r>
+    </w:p>
+    <w:p>
+      <w:pPr>
+        <w:ind w:left="480" w:hanging="240"/>
+        <w:spacing w:after="40"/>
+      </w:pPr>
+      <w:r>
+        <w:t xml:space="preserve">•  </w:t>
+      </w:r>
+      <w:r>
+        <w:t xml:space="preserve">原始程式碼與所需 DLL（第三方元件除外）以明碼方式交付，不得封裝，並通過本院驗證。</w:t>
+      </w:r>
+    </w:p>
+    <w:p>
+      <w:pPr>
+        <w:ind w:left="480" w:hanging="240"/>
+        <w:spacing w:after="40"/>
+      </w:pPr>
+      <w:r>
+        <w:t xml:space="preserve">•  </w:t>
+      </w:r>
+      <w:r>
+        <w:t xml:space="preserve">交付之程式碼保證不含病毒、木馬或任何惡意程式，並附檢測證明。</w:t>
       </w:r>
     </w:p>
     <w:sectPr>

--- a/Document/交付文件/工作計畫書.docx
+++ b/Document/交付文件/工作計畫書.docx
@@ -1,6 +1,6 @@
 
 <file path=word/document.xml><?xml version="1.0" encoding="utf-8"?>
-<w:document xmlns:w="http://schemas.openxmlformats.org/wordprocessingml/2006/main">
+<w:document xmlns:w="http://schemas.openxmlformats.org/wordprocessingml/2006/main" xmlns:r="http://schemas.openxmlformats.org/officeDocument/2006/relationships" xmlns:wp="http://schemas.openxmlformats.org/drawingml/2006/wordprocessingDrawing" xmlns:a="http://schemas.openxmlformats.org/drawingml/2006/main" xmlns:pic="http://schemas.openxmlformats.org/drawingml/2006/picture">
   <w:body>
     <w:p>
       <w:pPr>
@@ -54,19 +54,6 @@
           <w:sz w:val="26"/>
           <w:szCs w:val="26"/>
         </w:rPr>
-        <w:t xml:space="preserve">文件代號：KMSH-NWB-WP-001（暫編，俟工作計畫會議核定）</w:t>
-      </w:r>
-    </w:p>
-    <w:p>
-      <w:pPr>
-        <w:jc w:val="center"/>
-        <w:spacing w:before="60" w:after="60"/>
-      </w:pPr>
-      <w:r>
-        <w:rPr>
-          <w:sz w:val="26"/>
-          <w:szCs w:val="26"/>
-        </w:rPr>
         <w:t xml:space="preserve">版　　本：V1.0</w:t>
       </w:r>
     </w:p>
@@ -140,7 +127,7 @@
         <w:jc w:val="both"/>
       </w:pPr>
       <w:r>
-        <w:t xml:space="preserve">本專案以病人為中心建設智慧病房，優化病患住院照護體驗、簡化醫護工作流程，串聯病房、護理站、移動裝置與遠端系統管理，整合各項通訊平臺，讓病患需求更迅速傳送至醫護端，落實「將時間還給醫護人員，將醫護人員還給病患」之優質護理服務示範目標。</w:t>
+        <w:t xml:space="preserve">本專案以病人為中心建設智慧病房，優化病患住院照護體驗、簡化醫護工作流程，串聯病房、護理站、移動裝置與遠端系統管理，整合各項通訊平台，讓病患需求更迅速傳送至醫護端，落實「將時間還給醫護人員，將醫護人員還給病患」之優質護理服務示範目標。</w:t>
       </w:r>
     </w:p>
     <w:p>
@@ -1581,7 +1568,7 @@
         <w:t xml:space="preserve">ICU 加護病房</w:t>
       </w:r>
       <w:r>
-        <w:t xml:space="preserve">：病室動態、抗生素、管路明細、手術資訊、檢查/會診。</w:t>
+        <w:t xml:space="preserve">：病室動態（含各管路統計）、抗生素、手術資訊、檢查/會診。</w:t>
       </w:r>
     </w:p>
     <w:p>
@@ -1599,7 +1586,7 @@
         <w:t xml:space="preserve">OR 手術室</w:t>
       </w:r>
       <w:r>
-        <w:t xml:space="preserve">：手術動態、手術派班、特殊交班、手術清單。</w:t>
+        <w:t xml:space="preserve">：手術動態、手術派班、特殊交班、手術清單、各科協助業務、刀房溫溼度記錄。</w:t>
       </w:r>
     </w:p>
     <w:p>
